--- a/Project_abstract_DS.docx
+++ b/Project_abstract_DS.docx
@@ -420,6 +420,16 @@
                 <w:szCs w:val="24"/>
               </w:rPr>
             </w:pPr>
+            <w:r>
+              <w:rPr>
+                <w:rFonts w:ascii="Times New Roman" w:hAnsi="Times New Roman" w:cs="Times New Roman"/>
+                <w:b/>
+                <w:bCs/>
+                <w:sz w:val="24"/>
+                <w:szCs w:val="24"/>
+              </w:rPr>
+              <w:t>AI-Based-Farm-Credit-and-Crop-Yield-Assessment-System</w:t>
+            </w:r>
           </w:p>
           <w:p>
             <w:pPr>
@@ -854,7 +864,8 @@
     </w:p>
     <w:p>
       <w:pPr>
-        <w:ind w:firstLine="720"/>
+        <w:spacing w:line="276" w:lineRule="auto"/>
+        <w:jc w:val="both"/>
         <w:rPr>
           <w:rFonts w:ascii="Times New Roman" w:hAnsi="Times New Roman" w:cs="Times New Roman"/>
           <w:sz w:val="28"/>
@@ -908,7 +919,8 @@
     </w:p>
     <w:p>
       <w:pPr>
-        <w:ind w:firstLine="720"/>
+        <w:spacing w:line="276" w:lineRule="auto"/>
+        <w:jc w:val="both"/>
         <w:rPr>
           <w:rFonts w:ascii="Times New Roman" w:hAnsi="Times New Roman" w:cs="Times New Roman"/>
           <w:sz w:val="28"/>
@@ -926,7 +938,8 @@
     </w:p>
     <w:p>
       <w:pPr>
-        <w:ind w:firstLine="720"/>
+        <w:spacing w:line="276" w:lineRule="auto"/>
+        <w:jc w:val="both"/>
         <w:rPr>
           <w:rFonts w:ascii="Times New Roman" w:hAnsi="Times New Roman" w:cs="Times New Roman"/>
           <w:sz w:val="28"/>
@@ -1498,6 +1511,7 @@
   <w:style w:type="character" w:default="1" w:styleId="DefaultParagraphFont">
     <w:name w:val="Default Paragraph Font"/>
     <w:uiPriority w:val="1"/>
+    <w:semiHidden/>
     <w:unhideWhenUsed/>
   </w:style>
   <w:style w:type="table" w:default="1" w:styleId="TableNormal">
